--- a/Calculus_II_Lesson28.docx
+++ b/Calculus_II_Lesson28.docx
@@ -60,12 +60,12 @@
           <wp:inline distB="114300" distT="114300" distL="114300" distR="114300">
             <wp:extent cx="6858000" cy="4076700"/>
             <wp:effectExtent b="0" l="0" r="0" t="0"/>
-            <wp:docPr id="1" name="image2.png"/>
+            <wp:docPr id="1" name="image1.png"/>
             <a:graphic>
               <a:graphicData uri="http://schemas.openxmlformats.org/drawingml/2006/picture">
                 <pic:pic>
                   <pic:nvPicPr>
-                    <pic:cNvPr id="0" name="image2.png"/>
+                    <pic:cNvPr id="0" name="image1.png"/>
                     <pic:cNvPicPr preferRelativeResize="0"/>
                   </pic:nvPicPr>
                   <pic:blipFill>
@@ -195,45 +195,19 @@
       </w:pPr>
       <w:r>
         <w:rPr>
-          <w:rtl w:val="0"/>
-        </w:rPr>
-      </w:r>
-    </w:p>
-    <w:p>
-      <w:pPr>
-        <w:rPr>
-          <w:sz w:val="27"/>
-          <w:szCs w:val="27"/>
-        </w:rPr>
-      </w:pPr>
-      <w:r>
-        <w:rPr>
-          <w:rtl w:val="0"/>
-        </w:rPr>
-      </w:r>
-    </w:p>
-    <w:p>
-      <w:pPr>
-        <w:rPr>
-          <w:sz w:val="27"/>
-          <w:szCs w:val="27"/>
-        </w:rPr>
-      </w:pPr>
-      <w:r>
-        <w:rPr>
           <w:sz w:val="27"/>
           <w:szCs w:val="27"/>
         </w:rPr>
         <w:drawing>
           <wp:inline distB="114300" distT="114300" distL="114300" distR="114300">
-            <wp:extent cx="6858000" cy="3009900"/>
+            <wp:extent cx="9144000" cy="4318000"/>
             <wp:effectExtent b="0" l="0" r="0" t="0"/>
-            <wp:docPr id="10" name="image6.png"/>
+            <wp:docPr id="9" name="image10.png"/>
             <a:graphic>
               <a:graphicData uri="http://schemas.openxmlformats.org/drawingml/2006/picture">
                 <pic:pic>
                   <pic:nvPicPr>
-                    <pic:cNvPr id="0" name="image6.png"/>
+                    <pic:cNvPr id="0" name="image10.png"/>
                     <pic:cNvPicPr preferRelativeResize="0"/>
                   </pic:nvPicPr>
                   <pic:blipFill>
@@ -246,7 +220,7 @@
                   <pic:spPr>
                     <a:xfrm>
                       <a:off x="0" y="0"/>
-                      <a:ext cx="6858000" cy="3009900"/>
+                      <a:ext cx="9144000" cy="4318000"/>
                     </a:xfrm>
                     <a:prstGeom prst="rect"/>
                     <a:ln/>
@@ -279,6 +253,19 @@
     <w:p>
       <w:pPr>
         <w:rPr>
+          <w:sz w:val="27"/>
+          <w:szCs w:val="27"/>
+        </w:rPr>
+      </w:pPr>
+      <w:r>
+        <w:rPr>
+          <w:rtl w:val="0"/>
+        </w:rPr>
+      </w:r>
+    </w:p>
+    <w:p>
+      <w:pPr>
+        <w:rPr>
           <w:sz w:val="52"/>
           <w:szCs w:val="52"/>
         </w:rPr>
@@ -317,17 +304,6 @@
         <w:rPr>
           <w:rtl w:val="0"/>
         </w:rPr>
-        <w:t xml:space="preserve">Use an online 2D Calculator.  Insert image here.</w:t>
-      </w:r>
-    </w:p>
-    <w:p>
-      <w:pPr>
-        <w:rPr/>
-      </w:pPr>
-      <w:r>
-        <w:rPr>
-          <w:rtl w:val="0"/>
-        </w:rPr>
       </w:r>
     </w:p>
     <w:p>
@@ -417,58 +393,19 @@
       </w:pPr>
       <w:r>
         <w:rPr>
-          <w:rtl w:val="0"/>
-        </w:rPr>
-      </w:r>
-    </w:p>
-    <w:p>
-      <w:pPr>
-        <w:rPr>
-          <w:sz w:val="27"/>
-          <w:szCs w:val="27"/>
-        </w:rPr>
-      </w:pPr>
-      <w:r>
-        <w:rPr>
-          <w:rtl w:val="0"/>
-        </w:rPr>
-      </w:r>
-    </w:p>
-    <w:p>
-      <w:pPr>
-        <w:rPr>
-          <w:sz w:val="27"/>
-          <w:szCs w:val="27"/>
-        </w:rPr>
-      </w:pPr>
-      <w:r>
-        <w:rPr>
-          <w:rtl w:val="0"/>
-        </w:rPr>
-      </w:r>
-    </w:p>
-    <w:p>
-      <w:pPr>
-        <w:rPr>
-          <w:sz w:val="27"/>
-          <w:szCs w:val="27"/>
-        </w:rPr>
-      </w:pPr>
-      <w:r>
-        <w:rPr>
           <w:sz w:val="27"/>
           <w:szCs w:val="27"/>
         </w:rPr>
         <w:drawing>
           <wp:inline distB="114300" distT="114300" distL="114300" distR="114300">
-            <wp:extent cx="6858000" cy="2997200"/>
+            <wp:extent cx="9144000" cy="4330700"/>
             <wp:effectExtent b="0" l="0" r="0" t="0"/>
-            <wp:docPr id="8" name="image4.png"/>
+            <wp:docPr id="11" name="image5.png"/>
             <a:graphic>
               <a:graphicData uri="http://schemas.openxmlformats.org/drawingml/2006/picture">
                 <pic:pic>
                   <pic:nvPicPr>
-                    <pic:cNvPr id="0" name="image4.png"/>
+                    <pic:cNvPr id="0" name="image5.png"/>
                     <pic:cNvPicPr preferRelativeResize="0"/>
                   </pic:nvPicPr>
                   <pic:blipFill>
@@ -481,7 +418,7 @@
                   <pic:spPr>
                     <a:xfrm>
                       <a:off x="0" y="0"/>
-                      <a:ext cx="6858000" cy="2997200"/>
+                      <a:ext cx="9144000" cy="4330700"/>
                     </a:xfrm>
                     <a:prstGeom prst="rect"/>
                     <a:ln/>
@@ -514,6 +451,19 @@
     <w:p>
       <w:pPr>
         <w:rPr>
+          <w:sz w:val="27"/>
+          <w:szCs w:val="27"/>
+        </w:rPr>
+      </w:pPr>
+      <w:r>
+        <w:rPr>
+          <w:rtl w:val="0"/>
+        </w:rPr>
+      </w:r>
+    </w:p>
+    <w:p>
+      <w:pPr>
+        <w:rPr>
           <w:sz w:val="52"/>
           <w:szCs w:val="52"/>
         </w:rPr>
@@ -544,7 +494,6 @@
         <w:rPr>
           <w:rtl w:val="0"/>
         </w:rPr>
-        <w:t xml:space="preserve">Use an online 2D Calculator.  Insert image here.</w:t>
       </w:r>
     </w:p>
     <w:p>
@@ -597,84 +546,6 @@
     <w:p>
       <w:pPr>
         <w:ind w:left="0" w:firstLine="0"/>
-        <w:rPr>
-          <w:sz w:val="27"/>
-          <w:szCs w:val="27"/>
-        </w:rPr>
-      </w:pPr>
-      <w:r>
-        <w:rPr>
-          <w:rtl w:val="0"/>
-        </w:rPr>
-      </w:r>
-    </w:p>
-    <w:p>
-      <w:pPr>
-        <w:rPr>
-          <w:sz w:val="27"/>
-          <w:szCs w:val="27"/>
-        </w:rPr>
-      </w:pPr>
-      <w:r>
-        <w:rPr>
-          <w:rtl w:val="0"/>
-        </w:rPr>
-      </w:r>
-    </w:p>
-    <w:p>
-      <w:pPr>
-        <w:rPr>
-          <w:sz w:val="27"/>
-          <w:szCs w:val="27"/>
-        </w:rPr>
-      </w:pPr>
-      <w:r>
-        <w:rPr>
-          <w:rtl w:val="0"/>
-        </w:rPr>
-      </w:r>
-    </w:p>
-    <w:p>
-      <w:pPr>
-        <w:rPr>
-          <w:sz w:val="27"/>
-          <w:szCs w:val="27"/>
-        </w:rPr>
-      </w:pPr>
-      <w:r>
-        <w:rPr>
-          <w:rtl w:val="0"/>
-        </w:rPr>
-      </w:r>
-    </w:p>
-    <w:p>
-      <w:pPr>
-        <w:rPr>
-          <w:sz w:val="27"/>
-          <w:szCs w:val="27"/>
-        </w:rPr>
-      </w:pPr>
-      <w:r>
-        <w:rPr>
-          <w:rtl w:val="0"/>
-        </w:rPr>
-      </w:r>
-    </w:p>
-    <w:p>
-      <w:pPr>
-        <w:rPr>
-          <w:sz w:val="27"/>
-          <w:szCs w:val="27"/>
-        </w:rPr>
-      </w:pPr>
-      <w:r>
-        <w:rPr>
-          <w:rtl w:val="0"/>
-        </w:rPr>
-      </w:r>
-    </w:p>
-    <w:p>
-      <w:pPr>
         <w:rPr>
           <w:sz w:val="27"/>
           <w:szCs w:val="27"/>
@@ -713,14 +584,14 @@
         </w:rPr>
         <w:drawing>
           <wp:inline distB="114300" distT="114300" distL="114300" distR="114300">
-            <wp:extent cx="6858000" cy="2933700"/>
+            <wp:extent cx="9144000" cy="4318000"/>
             <wp:effectExtent b="0" l="0" r="0" t="0"/>
-            <wp:docPr id="6" name="image5.png"/>
+            <wp:docPr id="12" name="image9.png"/>
             <a:graphic>
               <a:graphicData uri="http://schemas.openxmlformats.org/drawingml/2006/picture">
                 <pic:pic>
                   <pic:nvPicPr>
-                    <pic:cNvPr id="0" name="image5.png"/>
+                    <pic:cNvPr id="0" name="image9.png"/>
                     <pic:cNvPicPr preferRelativeResize="0"/>
                   </pic:nvPicPr>
                   <pic:blipFill>
@@ -733,7 +604,7 @@
                   <pic:spPr>
                     <a:xfrm>
                       <a:off x="0" y="0"/>
-                      <a:ext cx="6858000" cy="2933700"/>
+                      <a:ext cx="9144000" cy="4318000"/>
                     </a:xfrm>
                     <a:prstGeom prst="rect"/>
                     <a:ln/>
@@ -766,6 +637,32 @@
     <w:p>
       <w:pPr>
         <w:rPr>
+          <w:sz w:val="27"/>
+          <w:szCs w:val="27"/>
+        </w:rPr>
+      </w:pPr>
+      <w:r>
+        <w:rPr>
+          <w:rtl w:val="0"/>
+        </w:rPr>
+      </w:r>
+    </w:p>
+    <w:p>
+      <w:pPr>
+        <w:rPr>
+          <w:sz w:val="27"/>
+          <w:szCs w:val="27"/>
+        </w:rPr>
+      </w:pPr>
+      <w:r>
+        <w:rPr>
+          <w:rtl w:val="0"/>
+        </w:rPr>
+      </w:r>
+    </w:p>
+    <w:p>
+      <w:pPr>
+        <w:rPr>
           <w:sz w:val="52"/>
           <w:szCs w:val="52"/>
         </w:rPr>
@@ -795,7 +692,6 @@
         <w:rPr>
           <w:rtl w:val="0"/>
         </w:rPr>
-        <w:t xml:space="preserve">Use an online 2D Calculator.  Insert image here.</w:t>
       </w:r>
     </w:p>
     <w:p>
@@ -866,123 +762,19 @@
       </w:pPr>
       <w:r>
         <w:rPr>
-          <w:rtl w:val="0"/>
-        </w:rPr>
-      </w:r>
-    </w:p>
-    <w:p>
-      <w:pPr>
-        <w:rPr>
-          <w:sz w:val="27"/>
-          <w:szCs w:val="27"/>
-        </w:rPr>
-      </w:pPr>
-      <w:r>
-        <w:rPr>
-          <w:rtl w:val="0"/>
-        </w:rPr>
-      </w:r>
-    </w:p>
-    <w:p>
-      <w:pPr>
-        <w:rPr>
-          <w:sz w:val="27"/>
-          <w:szCs w:val="27"/>
-        </w:rPr>
-      </w:pPr>
-      <w:r>
-        <w:rPr>
-          <w:rtl w:val="0"/>
-        </w:rPr>
-      </w:r>
-    </w:p>
-    <w:p>
-      <w:pPr>
-        <w:rPr>
-          <w:sz w:val="27"/>
-          <w:szCs w:val="27"/>
-        </w:rPr>
-      </w:pPr>
-      <w:r>
-        <w:rPr>
-          <w:rtl w:val="0"/>
-        </w:rPr>
-      </w:r>
-    </w:p>
-    <w:p>
-      <w:pPr>
-        <w:rPr>
-          <w:sz w:val="27"/>
-          <w:szCs w:val="27"/>
-        </w:rPr>
-      </w:pPr>
-      <w:r>
-        <w:rPr>
-          <w:rtl w:val="0"/>
-        </w:rPr>
-      </w:r>
-    </w:p>
-    <w:p>
-      <w:pPr>
-        <w:rPr>
-          <w:sz w:val="27"/>
-          <w:szCs w:val="27"/>
-        </w:rPr>
-      </w:pPr>
-      <w:r>
-        <w:rPr>
-          <w:rtl w:val="0"/>
-        </w:rPr>
-      </w:r>
-    </w:p>
-    <w:p>
-      <w:pPr>
-        <w:rPr>
-          <w:sz w:val="27"/>
-          <w:szCs w:val="27"/>
-        </w:rPr>
-      </w:pPr>
-      <w:r>
-        <w:rPr>
-          <w:rtl w:val="0"/>
-        </w:rPr>
-      </w:r>
-    </w:p>
-    <w:p>
-      <w:pPr>
-        <w:rPr>
-          <w:sz w:val="27"/>
-          <w:szCs w:val="27"/>
-        </w:rPr>
-      </w:pPr>
-      <w:r>
-        <w:rPr>
-          <w:rtl w:val="0"/>
-        </w:rPr>
-      </w:r>
-    </w:p>
-    <w:p>
-      <w:pPr>
-        <w:rPr>
-          <w:sz w:val="27"/>
-          <w:szCs w:val="27"/>
-        </w:rPr>
-      </w:pPr>
-      <w:r>
-        <w:rPr>
-          <w:sz w:val="27"/>
-          <w:szCs w:val="27"/>
+          <w:sz w:val="52"/>
+          <w:szCs w:val="52"/>
         </w:rPr>
         <w:drawing>
           <wp:inline distB="114300" distT="114300" distL="114300" distR="114300">
-            <wp:extent cx="6858000" cy="3098800"/>
+            <wp:extent cx="8953500" cy="4305300"/>
             <wp:effectExtent b="0" l="0" r="0" t="0"/>
-            <wp:docPr id="7" name="image12.png"/>
+            <wp:docPr id="10" name="image11.png"/>
             <a:graphic>
               <a:graphicData uri="http://schemas.openxmlformats.org/drawingml/2006/picture">
                 <pic:pic>
                   <pic:nvPicPr>
-                    <pic:cNvPr id="0" name="image12.png"/>
+                    <pic:cNvPr id="0" name="image11.png"/>
                     <pic:cNvPicPr preferRelativeResize="0"/>
                   </pic:nvPicPr>
                   <pic:blipFill>
@@ -995,7 +787,7 @@
                   <pic:spPr>
                     <a:xfrm>
                       <a:off x="0" y="0"/>
-                      <a:ext cx="6858000" cy="3098800"/>
+                      <a:ext cx="8953500" cy="4305300"/>
                     </a:xfrm>
                     <a:prstGeom prst="rect"/>
                     <a:ln/>
@@ -1015,6 +807,32 @@
     <w:p>
       <w:pPr>
         <w:rPr>
+          <w:sz w:val="27"/>
+          <w:szCs w:val="27"/>
+        </w:rPr>
+      </w:pPr>
+      <w:r>
+        <w:rPr>
+          <w:rtl w:val="0"/>
+        </w:rPr>
+      </w:r>
+    </w:p>
+    <w:p>
+      <w:pPr>
+        <w:rPr>
+          <w:sz w:val="27"/>
+          <w:szCs w:val="27"/>
+        </w:rPr>
+      </w:pPr>
+      <w:r>
+        <w:rPr>
+          <w:rtl w:val="0"/>
+        </w:rPr>
+      </w:r>
+    </w:p>
+    <w:p>
+      <w:pPr>
+        <w:rPr>
           <w:sz w:val="52"/>
           <w:szCs w:val="52"/>
         </w:rPr>
@@ -1044,7 +862,6 @@
         <w:rPr>
           <w:rtl w:val="0"/>
         </w:rPr>
-        <w:t xml:space="preserve">Use an online 2D Calculator.  Insert image here.</w:t>
       </w:r>
     </w:p>
     <w:p>
@@ -1091,110 +908,6 @@
           <w:rtl w:val="0"/>
         </w:rPr>
         <w:t xml:space="preserve">b)</w:t>
-      </w:r>
-    </w:p>
-    <w:p>
-      <w:pPr>
-        <w:rPr>
-          <w:sz w:val="27"/>
-          <w:szCs w:val="27"/>
-        </w:rPr>
-      </w:pPr>
-      <w:r>
-        <w:rPr>
-          <w:rtl w:val="0"/>
-        </w:rPr>
-      </w:r>
-    </w:p>
-    <w:p>
-      <w:pPr>
-        <w:rPr>
-          <w:sz w:val="27"/>
-          <w:szCs w:val="27"/>
-        </w:rPr>
-      </w:pPr>
-      <w:r>
-        <w:rPr>
-          <w:rtl w:val="0"/>
-        </w:rPr>
-      </w:r>
-    </w:p>
-    <w:p>
-      <w:pPr>
-        <w:rPr>
-          <w:sz w:val="27"/>
-          <w:szCs w:val="27"/>
-        </w:rPr>
-      </w:pPr>
-      <w:r>
-        <w:rPr>
-          <w:rtl w:val="0"/>
-        </w:rPr>
-      </w:r>
-    </w:p>
-    <w:p>
-      <w:pPr>
-        <w:rPr>
-          <w:sz w:val="27"/>
-          <w:szCs w:val="27"/>
-        </w:rPr>
-      </w:pPr>
-      <w:r>
-        <w:rPr>
-          <w:rtl w:val="0"/>
-        </w:rPr>
-      </w:r>
-    </w:p>
-    <w:p>
-      <w:pPr>
-        <w:rPr>
-          <w:sz w:val="27"/>
-          <w:szCs w:val="27"/>
-        </w:rPr>
-      </w:pPr>
-      <w:r>
-        <w:rPr>
-          <w:rtl w:val="0"/>
-        </w:rPr>
-      </w:r>
-    </w:p>
-    <w:p>
-      <w:pPr>
-        <w:rPr>
-          <w:sz w:val="27"/>
-          <w:szCs w:val="27"/>
-        </w:rPr>
-      </w:pPr>
-      <w:r>
-        <w:rPr>
-          <w:rtl w:val="0"/>
-        </w:rPr>
-      </w:r>
-    </w:p>
-    <w:p>
-      <w:pPr>
-        <w:rPr>
-          <w:sz w:val="27"/>
-          <w:szCs w:val="27"/>
-        </w:rPr>
-      </w:pPr>
-      <w:r>
-        <w:rPr>
-          <w:rtl w:val="0"/>
-        </w:rPr>
-      </w:r>
-    </w:p>
-    <w:p>
-      <w:pPr>
-        <w:rPr>
-          <w:sz w:val="27"/>
-          <w:szCs w:val="27"/>
-        </w:rPr>
-      </w:pPr>
-      <w:r>
-        <w:rPr>
-          <w:rtl w:val="0"/>
-        </w:rPr>
       </w:r>
     </w:p>
     <w:p>
@@ -1237,14 +950,14 @@
         </w:rPr>
         <w:drawing>
           <wp:inline distB="114300" distT="114300" distL="114300" distR="114300">
-            <wp:extent cx="6124575" cy="2762250"/>
+            <wp:extent cx="6372225" cy="2781300"/>
             <wp:effectExtent b="0" l="0" r="0" t="0"/>
-            <wp:docPr id="9" name="image11.png"/>
+            <wp:docPr id="2" name="image3.png"/>
             <a:graphic>
               <a:graphicData uri="http://schemas.openxmlformats.org/drawingml/2006/picture">
                 <pic:pic>
                   <pic:nvPicPr>
-                    <pic:cNvPr id="0" name="image11.png"/>
+                    <pic:cNvPr id="0" name="image3.png"/>
                     <pic:cNvPicPr preferRelativeResize="0"/>
                   </pic:nvPicPr>
                   <pic:blipFill>
@@ -1257,7 +970,7 @@
                   <pic:spPr>
                     <a:xfrm>
                       <a:off x="0" y="0"/>
-                      <a:ext cx="6124575" cy="2762250"/>
+                      <a:ext cx="6372225" cy="2781300"/>
                     </a:xfrm>
                     <a:prstGeom prst="rect"/>
                     <a:ln/>
@@ -1290,6 +1003,45 @@
     <w:p>
       <w:pPr>
         <w:rPr>
+          <w:sz w:val="27"/>
+          <w:szCs w:val="27"/>
+        </w:rPr>
+      </w:pPr>
+      <w:r>
+        <w:rPr>
+          <w:rtl w:val="0"/>
+        </w:rPr>
+      </w:r>
+    </w:p>
+    <w:p>
+      <w:pPr>
+        <w:rPr>
+          <w:sz w:val="27"/>
+          <w:szCs w:val="27"/>
+        </w:rPr>
+      </w:pPr>
+      <w:r>
+        <w:rPr>
+          <w:rtl w:val="0"/>
+        </w:rPr>
+      </w:r>
+    </w:p>
+    <w:p>
+      <w:pPr>
+        <w:rPr>
+          <w:sz w:val="27"/>
+          <w:szCs w:val="27"/>
+        </w:rPr>
+      </w:pPr>
+      <w:r>
+        <w:rPr>
+          <w:rtl w:val="0"/>
+        </w:rPr>
+      </w:r>
+    </w:p>
+    <w:p>
+      <w:pPr>
+        <w:rPr>
           <w:sz w:val="52"/>
           <w:szCs w:val="52"/>
         </w:rPr>
@@ -1301,6 +1053,110 @@
           <w:rtl w:val="0"/>
         </w:rPr>
         <w:t xml:space="preserve">Answer:</w:t>
+      </w:r>
+    </w:p>
+    <w:p>
+      <w:pPr>
+        <w:rPr>
+          <w:sz w:val="27"/>
+          <w:szCs w:val="27"/>
+        </w:rPr>
+      </w:pPr>
+      <w:r>
+        <w:rPr>
+          <w:rtl w:val="0"/>
+        </w:rPr>
+      </w:r>
+    </w:p>
+    <w:p>
+      <w:pPr>
+        <w:rPr>
+          <w:sz w:val="27"/>
+          <w:szCs w:val="27"/>
+        </w:rPr>
+      </w:pPr>
+      <w:r>
+        <w:rPr>
+          <w:rtl w:val="0"/>
+        </w:rPr>
+      </w:r>
+    </w:p>
+    <w:p>
+      <w:pPr>
+        <w:rPr>
+          <w:sz w:val="27"/>
+          <w:szCs w:val="27"/>
+        </w:rPr>
+      </w:pPr>
+      <w:r>
+        <w:rPr>
+          <w:rtl w:val="0"/>
+        </w:rPr>
+      </w:r>
+    </w:p>
+    <w:p>
+      <w:pPr>
+        <w:rPr>
+          <w:sz w:val="27"/>
+          <w:szCs w:val="27"/>
+        </w:rPr>
+      </w:pPr>
+      <w:r>
+        <w:rPr>
+          <w:rtl w:val="0"/>
+        </w:rPr>
+      </w:r>
+    </w:p>
+    <w:p>
+      <w:pPr>
+        <w:rPr>
+          <w:sz w:val="27"/>
+          <w:szCs w:val="27"/>
+        </w:rPr>
+      </w:pPr>
+      <w:r>
+        <w:rPr>
+          <w:rtl w:val="0"/>
+        </w:rPr>
+      </w:r>
+    </w:p>
+    <w:p>
+      <w:pPr>
+        <w:rPr>
+          <w:sz w:val="27"/>
+          <w:szCs w:val="27"/>
+        </w:rPr>
+      </w:pPr>
+      <w:r>
+        <w:rPr>
+          <w:rtl w:val="0"/>
+        </w:rPr>
+      </w:r>
+    </w:p>
+    <w:p>
+      <w:pPr>
+        <w:rPr>
+          <w:sz w:val="27"/>
+          <w:szCs w:val="27"/>
+        </w:rPr>
+      </w:pPr>
+      <w:r>
+        <w:rPr>
+          <w:rtl w:val="0"/>
+        </w:rPr>
+      </w:r>
+    </w:p>
+    <w:p>
+      <w:pPr>
+        <w:rPr>
+          <w:sz w:val="27"/>
+          <w:szCs w:val="27"/>
+        </w:rPr>
+      </w:pPr>
+      <w:r>
+        <w:rPr>
+          <w:rtl w:val="0"/>
+        </w:rPr>
       </w:r>
     </w:p>
     <w:p>
@@ -1356,14 +1212,14 @@
         </w:rPr>
         <w:drawing>
           <wp:inline distB="114300" distT="114300" distL="114300" distR="114300">
-            <wp:extent cx="6038850" cy="2657475"/>
+            <wp:extent cx="6238875" cy="2581275"/>
             <wp:effectExtent b="0" l="0" r="0" t="0"/>
-            <wp:docPr id="12" name="image9.png"/>
+            <wp:docPr id="6" name="image2.png"/>
             <a:graphic>
               <a:graphicData uri="http://schemas.openxmlformats.org/drawingml/2006/picture">
                 <pic:pic>
                   <pic:nvPicPr>
-                    <pic:cNvPr id="0" name="image9.png"/>
+                    <pic:cNvPr id="0" name="image2.png"/>
                     <pic:cNvPicPr preferRelativeResize="0"/>
                   </pic:nvPicPr>
                   <pic:blipFill>
@@ -1376,7 +1232,7 @@
                   <pic:spPr>
                     <a:xfrm>
                       <a:off x="0" y="0"/>
-                      <a:ext cx="6038850" cy="2657475"/>
+                      <a:ext cx="6238875" cy="2581275"/>
                     </a:xfrm>
                     <a:prstGeom prst="rect"/>
                     <a:ln/>
@@ -1415,12 +1271,64 @@
       </w:pPr>
       <w:r>
         <w:rPr>
+          <w:rtl w:val="0"/>
+        </w:rPr>
+      </w:r>
+    </w:p>
+    <w:p>
+      <w:pPr>
+        <w:rPr>
+          <w:sz w:val="27"/>
+          <w:szCs w:val="27"/>
+        </w:rPr>
+      </w:pPr>
+      <w:r>
+        <w:rPr>
+          <w:rtl w:val="0"/>
+        </w:rPr>
+      </w:r>
+    </w:p>
+    <w:p>
+      <w:pPr>
+        <w:rPr>
+          <w:sz w:val="27"/>
+          <w:szCs w:val="27"/>
+        </w:rPr>
+      </w:pPr>
+      <w:r>
+        <w:rPr>
           <w:sz w:val="52"/>
           <w:szCs w:val="52"/>
           <w:rtl w:val="0"/>
         </w:rPr>
         <w:t xml:space="preserve">Answer:</w:t>
       </w:r>
+      <w:r>
+        <w:rPr>
+          <w:rtl w:val="0"/>
+        </w:rPr>
+      </w:r>
+    </w:p>
+    <w:p>
+      <w:pPr>
+        <w:rPr>
+          <w:sz w:val="27"/>
+          <w:szCs w:val="27"/>
+        </w:rPr>
+      </w:pPr>
+      <w:r>
+        <w:rPr>
+          <w:rtl w:val="0"/>
+        </w:rPr>
+      </w:r>
+    </w:p>
+    <w:p>
+      <w:pPr>
+        <w:rPr>
+          <w:sz w:val="27"/>
+          <w:szCs w:val="27"/>
+        </w:rPr>
+      </w:pPr>
       <w:r>
         <w:rPr>
           <w:rtl w:val="0"/>
@@ -1441,14 +1349,14 @@
         </w:rPr>
         <w:drawing>
           <wp:inline distB="114300" distT="114300" distL="114300" distR="114300">
-            <wp:extent cx="6229350" cy="2743200"/>
+            <wp:extent cx="6334125" cy="2619375"/>
             <wp:effectExtent b="0" l="0" r="0" t="0"/>
-            <wp:docPr id="11" name="image7.png"/>
+            <wp:docPr id="3" name="image12.png"/>
             <a:graphic>
               <a:graphicData uri="http://schemas.openxmlformats.org/drawingml/2006/picture">
                 <pic:pic>
                   <pic:nvPicPr>
-                    <pic:cNvPr id="0" name="image7.png"/>
+                    <pic:cNvPr id="0" name="image12.png"/>
                     <pic:cNvPicPr preferRelativeResize="0"/>
                   </pic:nvPicPr>
                   <pic:blipFill>
@@ -1461,7 +1369,7 @@
                   <pic:spPr>
                     <a:xfrm>
                       <a:off x="0" y="0"/>
-                      <a:ext cx="6229350" cy="2743200"/>
+                      <a:ext cx="6334125" cy="2619375"/>
                     </a:xfrm>
                     <a:prstGeom prst="rect"/>
                     <a:ln/>
@@ -1494,6 +1402,19 @@
     <w:p>
       <w:pPr>
         <w:rPr>
+          <w:sz w:val="27"/>
+          <w:szCs w:val="27"/>
+        </w:rPr>
+      </w:pPr>
+      <w:r>
+        <w:rPr>
+          <w:rtl w:val="0"/>
+        </w:rPr>
+      </w:r>
+    </w:p>
+    <w:p>
+      <w:pPr>
+        <w:rPr>
           <w:sz w:val="52"/>
           <w:szCs w:val="52"/>
         </w:rPr>
@@ -1612,14 +1533,14 @@
         </w:rPr>
         <w:drawing>
           <wp:inline distB="114300" distT="114300" distL="114300" distR="114300">
-            <wp:extent cx="6858000" cy="3098800"/>
+            <wp:extent cx="8991600" cy="4419600"/>
             <wp:effectExtent b="0" l="0" r="0" t="0"/>
-            <wp:docPr id="4" name="image8.png"/>
+            <wp:docPr id="4" name="image6.png"/>
             <a:graphic>
               <a:graphicData uri="http://schemas.openxmlformats.org/drawingml/2006/picture">
                 <pic:pic>
                   <pic:nvPicPr>
-                    <pic:cNvPr id="0" name="image8.png"/>
+                    <pic:cNvPr id="0" name="image6.png"/>
                     <pic:cNvPicPr preferRelativeResize="0"/>
                   </pic:nvPicPr>
                   <pic:blipFill>
@@ -1632,7 +1553,7 @@
                   <pic:spPr>
                     <a:xfrm>
                       <a:off x="0" y="0"/>
-                      <a:ext cx="6858000" cy="3098800"/>
+                      <a:ext cx="8991600" cy="4419600"/>
                     </a:xfrm>
                     <a:prstGeom prst="rect"/>
                     <a:ln/>
@@ -1658,12 +1579,102 @@
       </w:pPr>
       <w:r>
         <w:rPr>
+          <w:rtl w:val="0"/>
+        </w:rPr>
+      </w:r>
+    </w:p>
+    <w:p>
+      <w:pPr>
+        <w:rPr>
+          <w:sz w:val="27"/>
+          <w:szCs w:val="27"/>
+        </w:rPr>
+      </w:pPr>
+      <w:r>
+        <w:rPr>
           <w:sz w:val="52"/>
           <w:szCs w:val="52"/>
           <w:rtl w:val="0"/>
         </w:rPr>
         <w:t xml:space="preserve">Answer:</w:t>
       </w:r>
+      <w:r>
+        <w:rPr>
+          <w:rtl w:val="0"/>
+        </w:rPr>
+      </w:r>
+    </w:p>
+    <w:p>
+      <w:pPr>
+        <w:rPr/>
+      </w:pPr>
+      <w:r>
+        <w:rPr>
+          <w:sz w:val="27"/>
+          <w:szCs w:val="27"/>
+          <w:rtl w:val="0"/>
+        </w:rPr>
+        <w:t xml:space="preserve">a)  </w:t>
+      </w:r>
+      <w:r>
+        <w:rPr>
+          <w:rtl w:val="0"/>
+        </w:rPr>
+      </w:r>
+    </w:p>
+    <w:p>
+      <w:pPr>
+        <w:rPr/>
+      </w:pPr>
+      <w:r>
+        <w:rPr>
+          <w:rtl w:val="0"/>
+        </w:rPr>
+      </w:r>
+    </w:p>
+    <w:p>
+      <w:pPr>
+        <w:rPr/>
+      </w:pPr>
+      <w:r>
+        <w:rPr>
+          <w:rtl w:val="0"/>
+        </w:rPr>
+      </w:r>
+    </w:p>
+    <w:p>
+      <w:pPr>
+        <w:rPr/>
+      </w:pPr>
+      <w:r>
+        <w:rPr>
+          <w:rtl w:val="0"/>
+        </w:rPr>
+      </w:r>
+    </w:p>
+    <w:p>
+      <w:pPr>
+        <w:rPr>
+          <w:sz w:val="27"/>
+          <w:szCs w:val="27"/>
+        </w:rPr>
+      </w:pPr>
+      <w:r>
+        <w:rPr>
+          <w:sz w:val="27"/>
+          <w:szCs w:val="27"/>
+          <w:rtl w:val="0"/>
+        </w:rPr>
+        <w:t xml:space="preserve">b)</w:t>
+      </w:r>
+    </w:p>
+    <w:p>
+      <w:pPr>
+        <w:rPr>
+          <w:sz w:val="27"/>
+          <w:szCs w:val="27"/>
+        </w:rPr>
+      </w:pPr>
       <w:r>
         <w:rPr>
           <w:rtl w:val="0"/>
@@ -1723,14 +1734,14 @@
         </w:rPr>
         <w:drawing>
           <wp:inline distB="114300" distT="114300" distL="114300" distR="114300">
-            <wp:extent cx="6391275" cy="2095500"/>
+            <wp:extent cx="6115050" cy="2085975"/>
             <wp:effectExtent b="0" l="0" r="0" t="0"/>
-            <wp:docPr id="2" name="image3.png"/>
+            <wp:docPr id="7" name="image4.png"/>
             <a:graphic>
               <a:graphicData uri="http://schemas.openxmlformats.org/drawingml/2006/picture">
                 <pic:pic>
                   <pic:nvPicPr>
-                    <pic:cNvPr id="0" name="image3.png"/>
+                    <pic:cNvPr id="0" name="image4.png"/>
                     <pic:cNvPicPr preferRelativeResize="0"/>
                   </pic:nvPicPr>
                   <pic:blipFill>
@@ -1743,7 +1754,7 @@
                   <pic:spPr>
                     <a:xfrm>
                       <a:off x="0" y="0"/>
-                      <a:ext cx="6391275" cy="2095500"/>
+                      <a:ext cx="6115050" cy="2085975"/>
                     </a:xfrm>
                     <a:prstGeom prst="rect"/>
                     <a:ln/>
@@ -1769,11 +1780,50 @@
       </w:pPr>
       <w:r>
         <w:rPr>
+          <w:rtl w:val="0"/>
+        </w:rPr>
+      </w:r>
+    </w:p>
+    <w:p>
+      <w:pPr>
+        <w:rPr>
+          <w:sz w:val="52"/>
+          <w:szCs w:val="52"/>
+        </w:rPr>
+      </w:pPr>
+      <w:r>
+        <w:rPr>
           <w:sz w:val="52"/>
           <w:szCs w:val="52"/>
           <w:rtl w:val="0"/>
         </w:rPr>
         <w:t xml:space="preserve">Answer:</w:t>
+      </w:r>
+    </w:p>
+    <w:p>
+      <w:pPr>
+        <w:rPr>
+          <w:sz w:val="52"/>
+          <w:szCs w:val="52"/>
+        </w:rPr>
+      </w:pPr>
+      <w:r>
+        <w:rPr>
+          <w:rtl w:val="0"/>
+        </w:rPr>
+      </w:r>
+    </w:p>
+    <w:p>
+      <w:pPr>
+        <w:rPr>
+          <w:sz w:val="52"/>
+          <w:szCs w:val="52"/>
+        </w:rPr>
+      </w:pPr>
+      <w:r>
+        <w:rPr>
+          <w:rtl w:val="0"/>
+        </w:rPr>
       </w:r>
     </w:p>
     <w:p>
@@ -1790,14 +1840,14 @@
         </w:rPr>
         <w:drawing>
           <wp:inline distB="114300" distT="114300" distL="114300" distR="114300">
-            <wp:extent cx="6858000" cy="3060700"/>
+            <wp:extent cx="9144000" cy="4356100"/>
             <wp:effectExtent b="0" l="0" r="0" t="0"/>
-            <wp:docPr id="5" name="image10.png"/>
+            <wp:docPr id="5" name="image8.png"/>
             <a:graphic>
               <a:graphicData uri="http://schemas.openxmlformats.org/drawingml/2006/picture">
                 <pic:pic>
                   <pic:nvPicPr>
-                    <pic:cNvPr id="0" name="image10.png"/>
+                    <pic:cNvPr id="0" name="image8.png"/>
                     <pic:cNvPicPr preferRelativeResize="0"/>
                   </pic:nvPicPr>
                   <pic:blipFill>
@@ -1810,7 +1860,7 @@
                   <pic:spPr>
                     <a:xfrm>
                       <a:off x="0" y="0"/>
-                      <a:ext cx="6858000" cy="3060700"/>
+                      <a:ext cx="9144000" cy="4356100"/>
                     </a:xfrm>
                     <a:prstGeom prst="rect"/>
                     <a:ln/>
@@ -1872,7 +1922,6 @@
         <w:rPr>
           <w:rtl w:val="0"/>
         </w:rPr>
-        <w:t xml:space="preserve">Use an online 2D Calculator.  Insert image here.</w:t>
       </w:r>
     </w:p>
     <w:p>
@@ -1919,110 +1968,6 @@
           <w:rtl w:val="0"/>
         </w:rPr>
         <w:t xml:space="preserve">b)</w:t>
-      </w:r>
-    </w:p>
-    <w:p>
-      <w:pPr>
-        <w:rPr>
-          <w:sz w:val="27"/>
-          <w:szCs w:val="27"/>
-        </w:rPr>
-      </w:pPr>
-      <w:r>
-        <w:rPr>
-          <w:rtl w:val="0"/>
-        </w:rPr>
-      </w:r>
-    </w:p>
-    <w:p>
-      <w:pPr>
-        <w:rPr>
-          <w:sz w:val="27"/>
-          <w:szCs w:val="27"/>
-        </w:rPr>
-      </w:pPr>
-      <w:r>
-        <w:rPr>
-          <w:rtl w:val="0"/>
-        </w:rPr>
-      </w:r>
-    </w:p>
-    <w:p>
-      <w:pPr>
-        <w:rPr>
-          <w:sz w:val="27"/>
-          <w:szCs w:val="27"/>
-        </w:rPr>
-      </w:pPr>
-      <w:r>
-        <w:rPr>
-          <w:rtl w:val="0"/>
-        </w:rPr>
-      </w:r>
-    </w:p>
-    <w:p>
-      <w:pPr>
-        <w:rPr>
-          <w:sz w:val="27"/>
-          <w:szCs w:val="27"/>
-        </w:rPr>
-      </w:pPr>
-      <w:r>
-        <w:rPr>
-          <w:rtl w:val="0"/>
-        </w:rPr>
-      </w:r>
-    </w:p>
-    <w:p>
-      <w:pPr>
-        <w:rPr>
-          <w:sz w:val="27"/>
-          <w:szCs w:val="27"/>
-        </w:rPr>
-      </w:pPr>
-      <w:r>
-        <w:rPr>
-          <w:rtl w:val="0"/>
-        </w:rPr>
-      </w:r>
-    </w:p>
-    <w:p>
-      <w:pPr>
-        <w:rPr>
-          <w:sz w:val="27"/>
-          <w:szCs w:val="27"/>
-        </w:rPr>
-      </w:pPr>
-      <w:r>
-        <w:rPr>
-          <w:rtl w:val="0"/>
-        </w:rPr>
-      </w:r>
-    </w:p>
-    <w:p>
-      <w:pPr>
-        <w:rPr>
-          <w:sz w:val="27"/>
-          <w:szCs w:val="27"/>
-        </w:rPr>
-      </w:pPr>
-      <w:r>
-        <w:rPr>
-          <w:rtl w:val="0"/>
-        </w:rPr>
-      </w:r>
-    </w:p>
-    <w:p>
-      <w:pPr>
-        <w:rPr>
-          <w:sz w:val="27"/>
-          <w:szCs w:val="27"/>
-        </w:rPr>
-      </w:pPr>
-      <w:r>
-        <w:rPr>
-          <w:rtl w:val="0"/>
-        </w:rPr>
       </w:r>
     </w:p>
     <w:p>
@@ -2078,14 +2023,14 @@
         </w:rPr>
         <w:drawing>
           <wp:inline distB="114300" distT="114300" distL="114300" distR="114300">
-            <wp:extent cx="6858000" cy="2882900"/>
+            <wp:extent cx="9144000" cy="4178300"/>
             <wp:effectExtent b="0" l="0" r="0" t="0"/>
-            <wp:docPr id="3" name="image1.png"/>
+            <wp:docPr id="8" name="image7.png"/>
             <a:graphic>
               <a:graphicData uri="http://schemas.openxmlformats.org/drawingml/2006/picture">
                 <pic:pic>
                   <pic:nvPicPr>
-                    <pic:cNvPr id="0" name="image1.png"/>
+                    <pic:cNvPr id="0" name="image7.png"/>
                     <pic:cNvPicPr preferRelativeResize="0"/>
                   </pic:nvPicPr>
                   <pic:blipFill>
@@ -2098,7 +2043,7 @@
                   <pic:spPr>
                     <a:xfrm>
                       <a:off x="0" y="0"/>
-                      <a:ext cx="6858000" cy="2882900"/>
+                      <a:ext cx="9144000" cy="4178300"/>
                     </a:xfrm>
                     <a:prstGeom prst="rect"/>
                     <a:ln/>
@@ -2118,6 +2063,32 @@
     <w:p>
       <w:pPr>
         <w:rPr>
+          <w:sz w:val="27"/>
+          <w:szCs w:val="27"/>
+        </w:rPr>
+      </w:pPr>
+      <w:r>
+        <w:rPr>
+          <w:rtl w:val="0"/>
+        </w:rPr>
+      </w:r>
+    </w:p>
+    <w:p>
+      <w:pPr>
+        <w:rPr>
+          <w:sz w:val="27"/>
+          <w:szCs w:val="27"/>
+        </w:rPr>
+      </w:pPr>
+      <w:r>
+        <w:rPr>
+          <w:rtl w:val="0"/>
+        </w:rPr>
+      </w:r>
+    </w:p>
+    <w:p>
+      <w:pPr>
+        <w:rPr>
           <w:sz w:val="52"/>
           <w:szCs w:val="52"/>
         </w:rPr>
@@ -2147,7 +2118,6 @@
         <w:rPr>
           <w:rtl w:val="0"/>
         </w:rPr>
-        <w:t xml:space="preserve">Use an online 2D Calculator.  Insert image here.</w:t>
       </w:r>
     </w:p>
     <w:p>
@@ -2246,7 +2216,7 @@
       </w:r>
     </w:p>
     <w:sectPr>
-      <w:pgSz w:h="15840" w:w="12240" w:orient="portrait"/>
+      <w:pgSz w:h="12240" w:w="15840" w:orient="landscape"/>
       <w:pgMar w:bottom="720" w:top="720" w:left="720" w:right="720" w:header="720" w:footer="720"/>
       <w:pgNumType w:start="1"/>
     </w:sectPr>

--- a/Calculus_II_Lesson28.docx
+++ b/Calculus_II_Lesson28.docx
@@ -60,12 +60,12 @@
           <wp:inline distB="114300" distT="114300" distL="114300" distR="114300">
             <wp:extent cx="6858000" cy="4076700"/>
             <wp:effectExtent b="0" l="0" r="0" t="0"/>
-            <wp:docPr id="1" name="image1.png"/>
+            <wp:docPr id="1" name="image11.png"/>
             <a:graphic>
               <a:graphicData uri="http://schemas.openxmlformats.org/drawingml/2006/picture">
                 <pic:pic>
                   <pic:nvPicPr>
-                    <pic:cNvPr id="0" name="image1.png"/>
+                    <pic:cNvPr id="0" name="image11.png"/>
                     <pic:cNvPicPr preferRelativeResize="0"/>
                   </pic:nvPicPr>
                   <pic:blipFill>
@@ -202,12 +202,12 @@
           <wp:inline distB="114300" distT="114300" distL="114300" distR="114300">
             <wp:extent cx="9144000" cy="4318000"/>
             <wp:effectExtent b="0" l="0" r="0" t="0"/>
-            <wp:docPr id="9" name="image10.png"/>
+            <wp:docPr id="9" name="image2.png"/>
             <a:graphic>
               <a:graphicData uri="http://schemas.openxmlformats.org/drawingml/2006/picture">
                 <pic:pic>
                   <pic:nvPicPr>
-                    <pic:cNvPr id="0" name="image10.png"/>
+                    <pic:cNvPr id="0" name="image2.png"/>
                     <pic:cNvPicPr preferRelativeResize="0"/>
                   </pic:nvPicPr>
                   <pic:blipFill>
@@ -276,7 +276,7 @@
           <w:szCs w:val="52"/>
           <w:rtl w:val="0"/>
         </w:rPr>
-        <w:t xml:space="preserve">Answers</w:t>
+        <w:t xml:space="preserve">Answers (#1)</w:t>
       </w:r>
     </w:p>
     <w:p>
@@ -400,12 +400,12 @@
           <wp:inline distB="114300" distT="114300" distL="114300" distR="114300">
             <wp:extent cx="9144000" cy="4330700"/>
             <wp:effectExtent b="0" l="0" r="0" t="0"/>
-            <wp:docPr id="11" name="image5.png"/>
+            <wp:docPr id="11" name="image4.png"/>
             <a:graphic>
               <a:graphicData uri="http://schemas.openxmlformats.org/drawingml/2006/picture">
                 <pic:pic>
                   <pic:nvPicPr>
-                    <pic:cNvPr id="0" name="image5.png"/>
+                    <pic:cNvPr id="0" name="image4.png"/>
                     <pic:cNvPicPr preferRelativeResize="0"/>
                   </pic:nvPicPr>
                   <pic:blipFill>
@@ -474,7 +474,7 @@
           <w:szCs w:val="52"/>
           <w:rtl w:val="0"/>
         </w:rPr>
-        <w:t xml:space="preserve">Answers</w:t>
+        <w:t xml:space="preserve">Answers (#2)</w:t>
       </w:r>
     </w:p>
     <w:p>
@@ -586,12 +586,12 @@
           <wp:inline distB="114300" distT="114300" distL="114300" distR="114300">
             <wp:extent cx="9144000" cy="4318000"/>
             <wp:effectExtent b="0" l="0" r="0" t="0"/>
-            <wp:docPr id="12" name="image9.png"/>
+            <wp:docPr id="12" name="image10.png"/>
             <a:graphic>
               <a:graphicData uri="http://schemas.openxmlformats.org/drawingml/2006/picture">
                 <pic:pic>
                   <pic:nvPicPr>
-                    <pic:cNvPr id="0" name="image9.png"/>
+                    <pic:cNvPr id="0" name="image10.png"/>
                     <pic:cNvPicPr preferRelativeResize="0"/>
                   </pic:nvPicPr>
                   <pic:blipFill>
@@ -673,7 +673,7 @@
           <w:szCs w:val="52"/>
           <w:rtl w:val="0"/>
         </w:rPr>
-        <w:t xml:space="preserve">Answers</w:t>
+        <w:t xml:space="preserve">Answers (#3)</w:t>
       </w:r>
     </w:p>
     <w:p>
@@ -769,12 +769,12 @@
           <wp:inline distB="114300" distT="114300" distL="114300" distR="114300">
             <wp:extent cx="8953500" cy="4305300"/>
             <wp:effectExtent b="0" l="0" r="0" t="0"/>
-            <wp:docPr id="10" name="image11.png"/>
+            <wp:docPr id="10" name="image8.png"/>
             <a:graphic>
               <a:graphicData uri="http://schemas.openxmlformats.org/drawingml/2006/picture">
                 <pic:pic>
                   <pic:nvPicPr>
-                    <pic:cNvPr id="0" name="image11.png"/>
+                    <pic:cNvPr id="0" name="image8.png"/>
                     <pic:cNvPicPr preferRelativeResize="0"/>
                   </pic:nvPicPr>
                   <pic:blipFill>
@@ -843,7 +843,7 @@
           <w:szCs w:val="52"/>
           <w:rtl w:val="0"/>
         </w:rPr>
-        <w:t xml:space="preserve">Answers</w:t>
+        <w:t xml:space="preserve">Answers (#4)</w:t>
       </w:r>
     </w:p>
     <w:p>
@@ -952,12 +952,12 @@
           <wp:inline distB="114300" distT="114300" distL="114300" distR="114300">
             <wp:extent cx="6372225" cy="2781300"/>
             <wp:effectExtent b="0" l="0" r="0" t="0"/>
-            <wp:docPr id="2" name="image3.png"/>
+            <wp:docPr id="2" name="image5.png"/>
             <a:graphic>
               <a:graphicData uri="http://schemas.openxmlformats.org/drawingml/2006/picture">
                 <pic:pic>
                   <pic:nvPicPr>
-                    <pic:cNvPr id="0" name="image3.png"/>
+                    <pic:cNvPr id="0" name="image5.png"/>
                     <pic:cNvPicPr preferRelativeResize="0"/>
                   </pic:nvPicPr>
                   <pic:blipFill>
@@ -1052,7 +1052,7 @@
           <w:szCs w:val="52"/>
           <w:rtl w:val="0"/>
         </w:rPr>
-        <w:t xml:space="preserve">Answer:</w:t>
+        <w:t xml:space="preserve">Answer (#5): </w:t>
       </w:r>
     </w:p>
     <w:p>
@@ -1214,12 +1214,12 @@
           <wp:inline distB="114300" distT="114300" distL="114300" distR="114300">
             <wp:extent cx="6238875" cy="2581275"/>
             <wp:effectExtent b="0" l="0" r="0" t="0"/>
-            <wp:docPr id="6" name="image2.png"/>
+            <wp:docPr id="6" name="image12.png"/>
             <a:graphic>
               <a:graphicData uri="http://schemas.openxmlformats.org/drawingml/2006/picture">
                 <pic:pic>
                   <pic:nvPicPr>
-                    <pic:cNvPr id="0" name="image2.png"/>
+                    <pic:cNvPr id="0" name="image12.png"/>
                     <pic:cNvPicPr preferRelativeResize="0"/>
                   </pic:nvPicPr>
                   <pic:blipFill>
@@ -1301,7 +1301,7 @@
           <w:szCs w:val="52"/>
           <w:rtl w:val="0"/>
         </w:rPr>
-        <w:t xml:space="preserve">Answer:</w:t>
+        <w:t xml:space="preserve">Answer (#6):</w:t>
       </w:r>
       <w:r>
         <w:rPr>
@@ -1351,12 +1351,12 @@
           <wp:inline distB="114300" distT="114300" distL="114300" distR="114300">
             <wp:extent cx="6334125" cy="2619375"/>
             <wp:effectExtent b="0" l="0" r="0" t="0"/>
-            <wp:docPr id="3" name="image12.png"/>
+            <wp:docPr id="3" name="image1.png"/>
             <a:graphic>
               <a:graphicData uri="http://schemas.openxmlformats.org/drawingml/2006/picture">
                 <pic:pic>
                   <pic:nvPicPr>
-                    <pic:cNvPr id="0" name="image12.png"/>
+                    <pic:cNvPr id="0" name="image1.png"/>
                     <pic:cNvPicPr preferRelativeResize="0"/>
                   </pic:nvPicPr>
                   <pic:blipFill>
@@ -1425,7 +1425,7 @@
           <w:szCs w:val="52"/>
           <w:rtl w:val="0"/>
         </w:rPr>
-        <w:t xml:space="preserve">Answer:</w:t>
+        <w:t xml:space="preserve">Answer (#7):</w:t>
       </w:r>
     </w:p>
     <w:p>
@@ -1535,12 +1535,12 @@
           <wp:inline distB="114300" distT="114300" distL="114300" distR="114300">
             <wp:extent cx="8991600" cy="4419600"/>
             <wp:effectExtent b="0" l="0" r="0" t="0"/>
-            <wp:docPr id="4" name="image6.png"/>
+            <wp:docPr id="4" name="image7.png"/>
             <a:graphic>
               <a:graphicData uri="http://schemas.openxmlformats.org/drawingml/2006/picture">
                 <pic:pic>
                   <pic:nvPicPr>
-                    <pic:cNvPr id="0" name="image6.png"/>
+                    <pic:cNvPr id="0" name="image7.png"/>
                     <pic:cNvPicPr preferRelativeResize="0"/>
                   </pic:nvPicPr>
                   <pic:blipFill>
@@ -1596,7 +1596,7 @@
           <w:szCs w:val="52"/>
           <w:rtl w:val="0"/>
         </w:rPr>
-        <w:t xml:space="preserve">Answer:</w:t>
+        <w:t xml:space="preserve">Answers (#8):</w:t>
       </w:r>
       <w:r>
         <w:rPr>
@@ -1736,12 +1736,12 @@
           <wp:inline distB="114300" distT="114300" distL="114300" distR="114300">
             <wp:extent cx="6115050" cy="2085975"/>
             <wp:effectExtent b="0" l="0" r="0" t="0"/>
-            <wp:docPr id="7" name="image4.png"/>
+            <wp:docPr id="7" name="image3.png"/>
             <a:graphic>
               <a:graphicData uri="http://schemas.openxmlformats.org/drawingml/2006/picture">
                 <pic:pic>
                   <pic:nvPicPr>
-                    <pic:cNvPr id="0" name="image4.png"/>
+                    <pic:cNvPr id="0" name="image3.png"/>
                     <pic:cNvPicPr preferRelativeResize="0"/>
                   </pic:nvPicPr>
                   <pic:blipFill>
@@ -1797,7 +1797,7 @@
           <w:szCs w:val="52"/>
           <w:rtl w:val="0"/>
         </w:rPr>
-        <w:t xml:space="preserve">Answer:</w:t>
+        <w:t xml:space="preserve">Answer (#9):</w:t>
       </w:r>
     </w:p>
     <w:p>
@@ -1842,12 +1842,12 @@
           <wp:inline distB="114300" distT="114300" distL="114300" distR="114300">
             <wp:extent cx="9144000" cy="4356100"/>
             <wp:effectExtent b="0" l="0" r="0" t="0"/>
-            <wp:docPr id="5" name="image8.png"/>
+            <wp:docPr id="5" name="image6.png"/>
             <a:graphic>
               <a:graphicData uri="http://schemas.openxmlformats.org/drawingml/2006/picture">
                 <pic:pic>
                   <pic:nvPicPr>
-                    <pic:cNvPr id="0" name="image8.png"/>
+                    <pic:cNvPr id="0" name="image6.png"/>
                     <pic:cNvPicPr preferRelativeResize="0"/>
                   </pic:nvPicPr>
                   <pic:blipFill>
@@ -1903,7 +1903,7 @@
           <w:szCs w:val="52"/>
           <w:rtl w:val="0"/>
         </w:rPr>
-        <w:t xml:space="preserve">Answers</w:t>
+        <w:t xml:space="preserve">Answers (#10)</w:t>
       </w:r>
     </w:p>
     <w:p>
@@ -2025,12 +2025,12 @@
           <wp:inline distB="114300" distT="114300" distL="114300" distR="114300">
             <wp:extent cx="9144000" cy="4178300"/>
             <wp:effectExtent b="0" l="0" r="0" t="0"/>
-            <wp:docPr id="8" name="image7.png"/>
+            <wp:docPr id="8" name="image9.png"/>
             <a:graphic>
               <a:graphicData uri="http://schemas.openxmlformats.org/drawingml/2006/picture">
                 <pic:pic>
                   <pic:nvPicPr>
-                    <pic:cNvPr id="0" name="image7.png"/>
+                    <pic:cNvPr id="0" name="image9.png"/>
                     <pic:cNvPicPr preferRelativeResize="0"/>
                   </pic:nvPicPr>
                   <pic:blipFill>
@@ -2099,7 +2099,7 @@
           <w:szCs w:val="52"/>
           <w:rtl w:val="0"/>
         </w:rPr>
-        <w:t xml:space="preserve">Answers</w:t>
+        <w:t xml:space="preserve">Answers (#11)</w:t>
       </w:r>
     </w:p>
     <w:p>
